--- a/Volume 1/Chapter 02 - Language Fundamentals/SPA_Vol1_Ch2_Lesson2_11_Error_Handling.docx
+++ b/Volume 1/Chapter 02 - Language Fundamentals/SPA_Vol1_Ch2_Lesson2_11_Error_Handling.docx
@@ -916,7 +916,7 @@
         <w:keepNext/>
       </w:pPr>
       <w:r>
-        <w:t>Save each source and supporting file from this lesson into the matching path in the project layout. As in Chapter 1, notepad .\c\basic_port.c creates and opens one: choose Yes, type the file, save it with Ctrl+S, and close Notepad. Then install the TypeScript compiler for this project.</w:t>
+        <w:t>Next, let the tools create each project's settings file. Remember, -o names the project folder; you replace the starter Program.cs with this lesson's code in the C# section. Remember, go.mod makes the folder a module; its go line shows the Go version you have installed.</w:t>
       </w:r>
     </w:p>
     <w:p>
@@ -927,9 +927,298 @@
     <w:p>
       <w:pPr>
         <w:pStyle w:val="CommandBlock"/>
-      </w:pPr>
-      <w:r>
-        <w:t>npm --prefix .\typescript install --ignore-scripts --no-audit --no-fund</w:t>
+        <w:keepNext/>
+      </w:pPr>
+      <w:r>
+        <w:t>dotnet new console -o .\csharp\BasicPort</w:t>
+      </w:r>
+    </w:p>
+    <w:p>
+      <w:pPr>
+        <w:pStyle w:val="CommandBlock"/>
+        <w:keepNext/>
+      </w:pPr>
+      <w:r>
+        <w:t>dotnet new console -o .\csharp\Port</w:t>
+      </w:r>
+    </w:p>
+    <w:p>
+      <w:pPr>
+        <w:pStyle w:val="CommandBlock"/>
+      </w:pPr>
+      <w:r>
+        <w:t>go -C .\go mod init example.com/errorhandling</w:t>
+      </w:r>
+    </w:p>
+    <w:p>
+      <w:pPr>
+        <w:keepNext/>
+      </w:pPr>
+    </w:p>
+    <w:p>
+      <w:pPr>
+        <w:keepNext/>
+      </w:pPr>
+      <w:r>
+        <w:t>Then make the TypeScript project's package.json. Remember, npm init -y, npm pkg, then npm install, inside .\typescript: Push-Location moves into it and Pop-Location moves back to lesson-2.11.</w:t>
+      </w:r>
+    </w:p>
+    <w:p>
+      <w:pPr>
+        <w:keepNext/>
+      </w:pPr>
+    </w:p>
+    <w:p>
+      <w:pPr>
+        <w:pStyle w:val="CommandBlock"/>
+        <w:keepNext/>
+      </w:pPr>
+      <w:r>
+        <w:t>Push-Location .\typescript</w:t>
+      </w:r>
+    </w:p>
+    <w:p>
+      <w:pPr>
+        <w:pStyle w:val="CommandBlock"/>
+        <w:keepNext/>
+      </w:pPr>
+      <w:r>
+        <w:t>npm init -y</w:t>
+      </w:r>
+    </w:p>
+    <w:p>
+      <w:pPr>
+        <w:pStyle w:val="CommandBlock"/>
+        <w:keepNext/>
+      </w:pPr>
+      <w:r>
+        <w:t>npm pkg set name=error-handling-typescript type=module</w:t>
+      </w:r>
+    </w:p>
+    <w:p>
+      <w:pPr>
+        <w:pStyle w:val="CommandBlock"/>
+        <w:keepNext/>
+      </w:pPr>
+      <w:r>
+        <w:t>npm pkg set private=true --json</w:t>
+      </w:r>
+    </w:p>
+    <w:p>
+      <w:pPr>
+        <w:pStyle w:val="CommandBlock"/>
+        <w:keepNext/>
+      </w:pPr>
+      <w:r>
+        <w:t>npm pkg set "scripts.check=tsc --noEmit" "scripts.build=tsc --noEmitOnError"</w:t>
+      </w:r>
+    </w:p>
+    <w:p>
+      <w:pPr>
+        <w:pStyle w:val="CommandBlock"/>
+        <w:keepNext/>
+      </w:pPr>
+      <w:r>
+        <w:t>npm pkg delete version description main keywords author license scripts.test</w:t>
+      </w:r>
+    </w:p>
+    <w:p>
+      <w:pPr>
+        <w:pStyle w:val="CommandBlock"/>
+        <w:keepNext/>
+      </w:pPr>
+      <w:r>
+        <w:t>npm install --save-dev --save-exact typescript@7.0.2 @types/node@24.13.5 `</w:t>
+      </w:r>
+    </w:p>
+    <w:p>
+      <w:pPr>
+        <w:pStyle w:val="CommandBlock"/>
+        <w:keepNext/>
+      </w:pPr>
+      <w:r>
+        <w:t xml:space="preserve">    --ignore-scripts --no-audit --no-fund</w:t>
+      </w:r>
+    </w:p>
+    <w:p>
+      <w:pPr>
+        <w:pStyle w:val="CommandBlock"/>
+      </w:pPr>
+      <w:r>
+        <w:t>Pop-Location</w:t>
+      </w:r>
+    </w:p>
+    <w:p>
+      <w:pPr>
+        <w:keepNext/>
+      </w:pPr>
+    </w:p>
+    <w:p>
+      <w:r>
+        <w:t>Then type the TypeScript compiler settings. As in Chapter 1, notepad .\typescript\tsconfig.json creates and opens the file: choose Yes, type the file, save it with Ctrl+S, and close Notepad.</w:t>
+      </w:r>
+    </w:p>
+    <w:p>
+      <w:pPr>
+        <w:keepNext/>
+      </w:pPr>
+    </w:p>
+    <w:p>
+      <w:pPr>
+        <w:pStyle w:val="Heading3"/>
+      </w:pPr>
+      <w:r>
+        <w:t>typescript/tsconfig.json</w:t>
+      </w:r>
+    </w:p>
+    <w:p>
+      <w:pPr>
+        <w:pStyle w:val="SourceCode"/>
+        <w:keepNext/>
+      </w:pPr>
+      <w:r>
+        <w:t>{</w:t>
+      </w:r>
+    </w:p>
+    <w:p>
+      <w:pPr>
+        <w:pStyle w:val="SourceCode"/>
+        <w:keepNext/>
+      </w:pPr>
+      <w:r>
+        <w:t xml:space="preserve">  "compilerOptions": {</w:t>
+      </w:r>
+    </w:p>
+    <w:p>
+      <w:pPr>
+        <w:pStyle w:val="SourceCode"/>
+      </w:pPr>
+      <w:r>
+        <w:t xml:space="preserve">    "target": "ES2022",</w:t>
+      </w:r>
+    </w:p>
+    <w:p>
+      <w:pPr>
+        <w:pStyle w:val="SourceCode"/>
+      </w:pPr>
+      <w:r>
+        <w:t xml:space="preserve">    "module": "NodeNext",</w:t>
+      </w:r>
+    </w:p>
+    <w:p>
+      <w:pPr>
+        <w:pStyle w:val="SourceCode"/>
+      </w:pPr>
+      <w:r>
+        <w:t xml:space="preserve">    "moduleResolution": "NodeNext",</w:t>
+      </w:r>
+    </w:p>
+    <w:p>
+      <w:pPr>
+        <w:pStyle w:val="SourceCode"/>
+      </w:pPr>
+      <w:r>
+        <w:t xml:space="preserve">    "rootDir": "src",</w:t>
+      </w:r>
+    </w:p>
+    <w:p>
+      <w:pPr>
+        <w:pStyle w:val="SourceCode"/>
+      </w:pPr>
+      <w:r>
+        <w:t xml:space="preserve">    "outDir": "dist",</w:t>
+      </w:r>
+    </w:p>
+    <w:p>
+      <w:pPr>
+        <w:pStyle w:val="SourceCode"/>
+      </w:pPr>
+      <w:r>
+        <w:t xml:space="preserve">    "strict": true,</w:t>
+      </w:r>
+    </w:p>
+    <w:p>
+      <w:pPr>
+        <w:pStyle w:val="SourceCode"/>
+      </w:pPr>
+      <w:r>
+        <w:t xml:space="preserve">    "types": [</w:t>
+      </w:r>
+    </w:p>
+    <w:p>
+      <w:pPr>
+        <w:pStyle w:val="SourceCode"/>
+      </w:pPr>
+      <w:r>
+        <w:t xml:space="preserve">      "node"</w:t>
+      </w:r>
+    </w:p>
+    <w:p>
+      <w:pPr>
+        <w:pStyle w:val="SourceCode"/>
+      </w:pPr>
+      <w:r>
+        <w:t xml:space="preserve">    ],</w:t>
+      </w:r>
+    </w:p>
+    <w:p>
+      <w:pPr>
+        <w:pStyle w:val="SourceCode"/>
+      </w:pPr>
+      <w:r>
+        <w:t xml:space="preserve">    "moduleDetection": "force"</w:t>
+      </w:r>
+    </w:p>
+    <w:p>
+      <w:pPr>
+        <w:pStyle w:val="SourceCode"/>
+      </w:pPr>
+      <w:r>
+        <w:t xml:space="preserve">  },</w:t>
+      </w:r>
+    </w:p>
+    <w:p>
+      <w:pPr>
+        <w:pStyle w:val="SourceCode"/>
+      </w:pPr>
+      <w:r>
+        <w:t xml:space="preserve">  "include": [</w:t>
+      </w:r>
+    </w:p>
+    <w:p>
+      <w:pPr>
+        <w:pStyle w:val="SourceCode"/>
+        <w:keepNext/>
+      </w:pPr>
+      <w:r>
+        <w:t xml:space="preserve">    "src/**/*.ts"</w:t>
+      </w:r>
+    </w:p>
+    <w:p>
+      <w:pPr>
+        <w:pStyle w:val="SourceCode"/>
+        <w:keepNext/>
+      </w:pPr>
+      <w:r>
+        <w:t xml:space="preserve">  ]</w:t>
+      </w:r>
+    </w:p>
+    <w:p>
+      <w:pPr>
+        <w:pStyle w:val="SourceCode"/>
+      </w:pPr>
+      <w:r>
+        <w:t>}</w:t>
+      </w:r>
+    </w:p>
+    <w:p>
+      <w:pPr>
+        <w:keepNext/>
+      </w:pPr>
+    </w:p>
+    <w:p>
+      <w:r>
+        <w:t>You save each source file in its language's section below, as each is shown, the same way.</w:t>
       </w:r>
     </w:p>
     <w:p>
@@ -999,7 +1288,7 @@
         <w:keepNext/>
       </w:pPr>
       <w:r>
-        <w:t>Save each source and supporting file from this lesson into the matching path in the project layout. As in Chapter 1, nano ./c/basic_port.c creates and opens one: type the file, then save and close it with Ctrl+O, Enter, then Ctrl+X. Then install the TypeScript compiler for this project.</w:t>
+        <w:t>Then create the C#, Go, and TypeScript project files with the same commands as on Windows; cd moves into ./typescript for the npm lines, and cd .. moves back.</w:t>
       </w:r>
     </w:p>
     <w:p>
@@ -1010,9 +1299,118 @@
     <w:p>
       <w:pPr>
         <w:pStyle w:val="CommandBlock"/>
-      </w:pPr>
-      <w:r>
-        <w:t>npm --prefix ./typescript install --ignore-scripts --no-audit --no-fund</w:t>
+        <w:keepNext/>
+      </w:pPr>
+      <w:r>
+        <w:t>dotnet new console -o ./csharp/BasicPort</w:t>
+      </w:r>
+    </w:p>
+    <w:p>
+      <w:pPr>
+        <w:pStyle w:val="CommandBlock"/>
+        <w:keepNext/>
+      </w:pPr>
+      <w:r>
+        <w:t>dotnet new console -o ./csharp/Port</w:t>
+      </w:r>
+    </w:p>
+    <w:p>
+      <w:pPr>
+        <w:pStyle w:val="CommandBlock"/>
+        <w:keepNext/>
+      </w:pPr>
+      <w:r>
+        <w:t>go -C ./go mod init example.com/errorhandling</w:t>
+      </w:r>
+    </w:p>
+    <w:p>
+      <w:pPr>
+        <w:pStyle w:val="CommandBlock"/>
+        <w:keepNext/>
+      </w:pPr>
+      <w:r>
+        <w:t>cd ./typescript</w:t>
+      </w:r>
+    </w:p>
+    <w:p>
+      <w:pPr>
+        <w:pStyle w:val="CommandBlock"/>
+        <w:keepNext/>
+      </w:pPr>
+      <w:r>
+        <w:t>npm init -y</w:t>
+      </w:r>
+    </w:p>
+    <w:p>
+      <w:pPr>
+        <w:pStyle w:val="CommandBlock"/>
+        <w:keepNext/>
+      </w:pPr>
+      <w:r>
+        <w:t>npm pkg set name=error-handling-typescript type=module</w:t>
+      </w:r>
+    </w:p>
+    <w:p>
+      <w:pPr>
+        <w:pStyle w:val="CommandBlock"/>
+        <w:keepNext/>
+      </w:pPr>
+      <w:r>
+        <w:t>npm pkg set private=true --json</w:t>
+      </w:r>
+    </w:p>
+    <w:p>
+      <w:pPr>
+        <w:pStyle w:val="CommandBlock"/>
+        <w:keepNext/>
+      </w:pPr>
+      <w:r>
+        <w:t>npm pkg set "scripts.check=tsc --noEmit" "scripts.build=tsc --noEmitOnError"</w:t>
+      </w:r>
+    </w:p>
+    <w:p>
+      <w:pPr>
+        <w:pStyle w:val="CommandBlock"/>
+        <w:keepNext/>
+      </w:pPr>
+      <w:r>
+        <w:t>npm pkg delete version description main keywords author license scripts.test</w:t>
+      </w:r>
+    </w:p>
+    <w:p>
+      <w:pPr>
+        <w:pStyle w:val="CommandBlock"/>
+        <w:keepNext/>
+      </w:pPr>
+      <w:r>
+        <w:t>npm install --save-dev --save-exact typescript@7.0.2 @types/node@24.13.5 \</w:t>
+      </w:r>
+    </w:p>
+    <w:p>
+      <w:pPr>
+        <w:pStyle w:val="CommandBlock"/>
+        <w:keepNext/>
+      </w:pPr>
+      <w:r>
+        <w:t xml:space="preserve">    --ignore-scripts --no-audit --no-fund</w:t>
+      </w:r>
+    </w:p>
+    <w:p>
+      <w:pPr>
+        <w:pStyle w:val="CommandBlock"/>
+      </w:pPr>
+      <w:r>
+        <w:t>cd ..</w:t>
+      </w:r>
+    </w:p>
+    <w:p>
+      <w:pPr>
+        <w:keepNext/>
+      </w:pPr>
+    </w:p>
+    <w:p>
+      <w:r>
+        <w:t>Type typescript/tsconfig.json exactly as shown in the Windows setup. You save each source file in its language's section below, as each is shown. As in Chapter 1, nano ./c/basic_port.c creates and opens one: type the file, then save and close it with Ctrl+O, Enter, then Ctrl+X.</w:t>
       </w:r>
     </w:p>
     <w:p>
@@ -14195,7 +14593,7 @@
     </w:p>
     <w:p>
       <w:r>
-        <w:t>These files are the same as in Lesson 2.10, except that the project names change and go.mod names this lesson's Go module, example.com/errorhandling.</w:t>
+        <w:t>These are the files the setup commands wrote, shown here so you can check yours. Your go line shows your own Go version, and the blank lines and the order of the package.json fields may differ.</w:t>
       </w:r>
     </w:p>
     <w:p>
@@ -14533,164 +14931,6 @@
       </w:pPr>
       <w:r>
         <w:t xml:space="preserve">  }</w:t>
-      </w:r>
-    </w:p>
-    <w:p>
-      <w:pPr>
-        <w:pStyle w:val="SourceCode"/>
-      </w:pPr>
-      <w:r>
-        <w:t>}</w:t>
-      </w:r>
-    </w:p>
-    <w:p>
-      <w:pPr>
-        <w:keepNext/>
-      </w:pPr>
-    </w:p>
-    <w:p>
-      <w:pPr>
-        <w:keepNext/>
-      </w:pPr>
-    </w:p>
-    <w:p>
-      <w:pPr>
-        <w:pStyle w:val="Heading2"/>
-      </w:pPr>
-      <w:r>
-        <w:t>typescript/tsconfig.json</w:t>
-      </w:r>
-    </w:p>
-    <w:p>
-      <w:pPr>
-        <w:pStyle w:val="SourceCode"/>
-        <w:keepNext/>
-      </w:pPr>
-      <w:r>
-        <w:t>{</w:t>
-      </w:r>
-    </w:p>
-    <w:p>
-      <w:pPr>
-        <w:pStyle w:val="SourceCode"/>
-        <w:keepNext/>
-      </w:pPr>
-      <w:r>
-        <w:t xml:space="preserve">  "compilerOptions": {</w:t>
-      </w:r>
-    </w:p>
-    <w:p>
-      <w:pPr>
-        <w:pStyle w:val="SourceCode"/>
-      </w:pPr>
-      <w:r>
-        <w:t xml:space="preserve">    "target": "ES2022",</w:t>
-      </w:r>
-    </w:p>
-    <w:p>
-      <w:pPr>
-        <w:pStyle w:val="SourceCode"/>
-      </w:pPr>
-      <w:r>
-        <w:t xml:space="preserve">    "module": "NodeNext",</w:t>
-      </w:r>
-    </w:p>
-    <w:p>
-      <w:pPr>
-        <w:pStyle w:val="SourceCode"/>
-      </w:pPr>
-      <w:r>
-        <w:t xml:space="preserve">    "moduleResolution": "NodeNext",</w:t>
-      </w:r>
-    </w:p>
-    <w:p>
-      <w:pPr>
-        <w:pStyle w:val="SourceCode"/>
-      </w:pPr>
-      <w:r>
-        <w:t xml:space="preserve">    "rootDir": "src",</w:t>
-      </w:r>
-    </w:p>
-    <w:p>
-      <w:pPr>
-        <w:pStyle w:val="SourceCode"/>
-      </w:pPr>
-      <w:r>
-        <w:t xml:space="preserve">    "outDir": "dist",</w:t>
-      </w:r>
-    </w:p>
-    <w:p>
-      <w:pPr>
-        <w:pStyle w:val="SourceCode"/>
-      </w:pPr>
-      <w:r>
-        <w:t xml:space="preserve">    "strict": true,</w:t>
-      </w:r>
-    </w:p>
-    <w:p>
-      <w:pPr>
-        <w:pStyle w:val="SourceCode"/>
-      </w:pPr>
-      <w:r>
-        <w:t xml:space="preserve">    "types": [</w:t>
-      </w:r>
-    </w:p>
-    <w:p>
-      <w:pPr>
-        <w:pStyle w:val="SourceCode"/>
-      </w:pPr>
-      <w:r>
-        <w:t xml:space="preserve">      "node"</w:t>
-      </w:r>
-    </w:p>
-    <w:p>
-      <w:pPr>
-        <w:pStyle w:val="SourceCode"/>
-      </w:pPr>
-      <w:r>
-        <w:t xml:space="preserve">    ],</w:t>
-      </w:r>
-    </w:p>
-    <w:p>
-      <w:pPr>
-        <w:pStyle w:val="SourceCode"/>
-      </w:pPr>
-      <w:r>
-        <w:t xml:space="preserve">    "moduleDetection": "force"</w:t>
-      </w:r>
-    </w:p>
-    <w:p>
-      <w:pPr>
-        <w:pStyle w:val="SourceCode"/>
-      </w:pPr>
-      <w:r>
-        <w:t xml:space="preserve">  },</w:t>
-      </w:r>
-    </w:p>
-    <w:p>
-      <w:pPr>
-        <w:pStyle w:val="SourceCode"/>
-      </w:pPr>
-      <w:r>
-        <w:t xml:space="preserve">  "include": [</w:t>
-      </w:r>
-    </w:p>
-    <w:p>
-      <w:pPr>
-        <w:pStyle w:val="SourceCode"/>
-        <w:keepNext/>
-      </w:pPr>
-      <w:r>
-        <w:t xml:space="preserve">    "src/**/*.ts"</w:t>
-      </w:r>
-    </w:p>
-    <w:p>
-      <w:pPr>
-        <w:pStyle w:val="SourceCode"/>
-        <w:keepNext/>
-      </w:pPr>
-      <w:r>
-        <w:t xml:space="preserve">  ]</w:t>
       </w:r>
     </w:p>
     <w:p>
@@ -15774,31 +16014,31 @@
       </w:rPr>
     </w:lvl>
   </w:abstractNum>
-  <w:num w:numId="1" w16cid:durableId="200747074">
+  <w:num w:numId="1" w16cid:durableId="92436187">
     <w:abstractNumId w:val="8"/>
   </w:num>
-  <w:num w:numId="2" w16cid:durableId="292906554">
+  <w:num w:numId="2" w16cid:durableId="1715688432">
     <w:abstractNumId w:val="6"/>
   </w:num>
-  <w:num w:numId="3" w16cid:durableId="784034052">
+  <w:num w:numId="3" w16cid:durableId="1258292897">
     <w:abstractNumId w:val="5"/>
   </w:num>
-  <w:num w:numId="4" w16cid:durableId="1468625440">
+  <w:num w:numId="4" w16cid:durableId="303585037">
     <w:abstractNumId w:val="4"/>
   </w:num>
-  <w:num w:numId="5" w16cid:durableId="2011328111">
+  <w:num w:numId="5" w16cid:durableId="1523713403">
     <w:abstractNumId w:val="7"/>
   </w:num>
-  <w:num w:numId="6" w16cid:durableId="259412772">
+  <w:num w:numId="6" w16cid:durableId="2099673495">
     <w:abstractNumId w:val="3"/>
   </w:num>
-  <w:num w:numId="7" w16cid:durableId="299920420">
+  <w:num w:numId="7" w16cid:durableId="287276160">
     <w:abstractNumId w:val="2"/>
   </w:num>
-  <w:num w:numId="8" w16cid:durableId="868109395">
+  <w:num w:numId="8" w16cid:durableId="535854900">
     <w:abstractNumId w:val="1"/>
   </w:num>
-  <w:num w:numId="9" w16cid:durableId="1232615647">
+  <w:num w:numId="9" w16cid:durableId="233972028">
     <w:abstractNumId w:val="0"/>
   </w:num>
 </w:numbering>

--- a/Volume 1/Chapter 02 - Language Fundamentals/SPA_Vol1_Ch2_Lesson2_11_Error_Handling.docx
+++ b/Volume 1/Chapter 02 - Language Fundamentals/SPA_Vol1_Ch2_Lesson2_11_Error_Handling.docx
@@ -95,10 +95,7 @@
     </w:p>
     <w:p>
       <w:r>
-        <w:t>Lesson 2.3 kept the port as text, because turning text into a number can fail: the user may type abc. Programs meet failures like this all the time, and the worst response is to pretend nothing went wrong, printing Service Port: 0 or a half-finished report that looks like success. A person reading the screen, or a script reading the output, would then trust a value that was never real. A program that handles errors checks each operation that can fail, says clearly what went wrong, keeps the error out of its</w:t>
-      </w:r>
-      <w:r>
-        <w:t xml:space="preserve"> normal output, and reports the failure through its exit code, so both people and scripts can tell success from failure.</w:t>
+        <w:t>Lesson 2.3 kept the port as text, because turning text into a number can fail: the user may type abc. Programs meet failures like this all the time, and the worst response is to pretend nothing went wrong, printing Service Port: 0 or a half-finished report that looks like success. A person reading the screen, or a script reading the output, would then trust a value that was never real. A program that handles errors checks each operation that can fail, says clearly what went wrong, keeps the error out of its normal output, and reports the failure through its exit code, so both people and scripts can tell success from failure.</w:t>
       </w:r>
     </w:p>
     <w:p>
@@ -145,10 +142,7 @@
         <w:pStyle w:val="ListBullet"/>
       </w:pPr>
       <w:r>
-        <w:t>Languages signal a failure in three main ways. A return code is a number returned to say how the work went, 0 for success (C). An error value is a returned value that signals failure: Go's error, returned beside the result; TypeScript's NaN, a special number that Number returns as its result; and C#'s false from TryParse, whose bool is the main return value while the number comes back through out. An exception stops the function's normal work and jumps to the nearest matching catch block, carrying an object</w:t>
-      </w:r>
-      <w:r>
-        <w:t xml:space="preserve"> that describes the error (C++, C#, Python, TypeScript).</w:t>
+        <w:t>Languages signal a failure in three main ways. A return code is a number returned to say how the work went, 0 for success (C). An error value is a returned value that signals failure: Go's error, returned beside the result; TypeScript's NaN, a special number that Number returns as its result; and C#'s false from TryParse, whose bool is the main return value while the number comes back through out. An exception stops the function's normal work and jumps to the nearest matching catch block, carrying an object that describes the error (C++, C#, Python, TypeScript).</w:t>
       </w:r>
     </w:p>
     <w:p>
@@ -208,10 +202,7 @@
         <w:pStyle w:val="ListBullet"/>
       </w:pPr>
       <w:r>
-        <w:t xml:space="preserve">Input that has ended is an expected failure too. A user ends it with Ctrl+D on Linux or macOS, or Ctrl+Z then Enter in a Windows terminal (except in Node, which runs the TypeScript version and reads Ctrl+Z as an ordinary character), and a script may pipe in fewer lines than the program asks for. The Production-Minded read_answer reports it, and main then prints Error: input ended before both answers were given and ends with exit code 1. The Basic versions leave it unchecked: most report the empty answer as </w:t>
-      </w:r>
-      <w:r>
-        <w:t>not a number (TypeScript shows undefined), and Python stops with a long EOFError message, an expected failure turned into an unexpected one.</w:t>
+        <w:t>Input that has ended is an expected failure too. A user ends it with Ctrl+D on Linux or macOS, or Ctrl+Z then Enter in a Windows terminal (except in Node, which runs the TypeScript version and reads Ctrl+Z as an ordinary character), and a script may pipe in fewer lines than the program asks for. The Production-Minded read_answer reports it, and main then prints Error: input ended before both answers were given and ends with exit code 1. The Basic versions leave it unchecked: most report the empty answer as not a number (TypeScript shows undefined), and Python stops with a long EOFError message, an expected failure turned into an unexpected one.</w:t>
       </w:r>
     </w:p>
     <w:p>
@@ -2322,10 +2313,7 @@
     </w:p>
     <w:p>
       <w:r>
-        <w:t>The production-minded version asks the same questions and prints the same summary. read_answer now also reports whether the input had ended, and main checks both answers before converting. parse_port converts the text and also rejects numbers outside 1 to 65535. Its return value is a return code: PORT_OK, PORT_NOT_A_NUMBER, or PORT_OUT_OF_RANGE, named constants for 0, 1, and 2. The port itself comes back through int *port. main checks the code and prints the matching message, because a return code carries n</w:t>
-      </w:r>
-      <w:r>
-        <w:t>o text of its own. It reuses read_answer from Lesson 2.3, so both questions are asked and checked the same way.</w:t>
+        <w:t>The production-minded version asks the same questions and prints the same summary. read_answer now also reports whether the input had ended, and main checks both answers before converting. parse_port converts the text and also rejects numbers outside 1 to 65535. Its return value is a return code: PORT_OK, PORT_NOT_A_NUMBER, or PORT_OUT_OF_RANGE, named constants for 0, 1, and 2. The port itself comes back through int *port. main checks the code and prints the matching message, because a return code carries no text of its own. It reuses read_answer from Lesson 2.3, so both questions are asked and checked the same way.</w:t>
       </w:r>
     </w:p>
     <w:p>
@@ -3716,10 +3704,7 @@
     </w:p>
     <w:p>
       <w:r>
-        <w:t xml:space="preserve">Both versions convert the port, check for failure before using it, print the error to the error stream, and end with exit code 1 without printing any of the summary. The Basic version does the work inside main and accepts any number. The Production-Minded version moves the conversion into parse_port, adds the rule that a port runs from 1 to 65535, and hands every failure back to main in C's standard way, so main only decides what to print and which exit code to report. It also checks that the input had not </w:t>
-      </w:r>
-      <w:r>
-        <w:t>ended before either answer arrived; the Basic version leaves that unchecked.</w:t>
+        <w:t>Both versions convert the port, check for failure before using it, print the error to the error stream, and end with exit code 1 without printing any of the summary. The Basic version does the work inside main and accepts any number. The Production-Minded version moves the conversion into parse_port, adds the rule that a port runs from 1 to 65535, and hands every failure back to main in C's standard way, so main only decides what to print and which exit code to report. It also checks that the input had not ended before either answer arrived; the Basic version leaves that unchecked.</w:t>
       </w:r>
     </w:p>
     <w:p>
@@ -4666,10 +4651,7 @@
     </w:p>
     <w:p>
       <w:r>
-        <w:t>The production-minded version asks the same questions and prints the same summary. readAnswer now also reports whether the input had ended, and main checks both answers before converting. parsePort converts the text and also rejects numbers outside 1 to 65535. It never returns a bad port: it throws std::invalid_argument or std::out_of_range with a message that says what is wrong. main calls it inside try, and its catch prints that message with error.what(). It reuses readAnswer from Lesson 2.3, so both ques</w:t>
-      </w:r>
-      <w:r>
-        <w:t>tions are asked and checked the same way.</w:t>
+        <w:t>The production-minded version asks the same questions and prints the same summary. readAnswer now also reports whether the input had ended, and main checks both answers before converting. parsePort converts the text and also rejects numbers outside 1 to 65535. It never returns a bad port: it throws std::invalid_argument or std::out_of_range with a message that says what is wrong. main calls it inside try, and its catch prints that message with error.what(). It reuses readAnswer from Lesson 2.3, so both questions are asked and checked the same way.</w:t>
       </w:r>
     </w:p>
     <w:p>
@@ -6054,10 +6036,7 @@
     </w:p>
     <w:p>
       <w:r>
-        <w:t>Both versions convert the port, check for failure before using it, print the error to the error stream, and end with exit code 1 without printing any of the summary. The Basic version does the work inside main and accepts any number. The Production-Minded version moves the conversion into parsePort, adds the rule that a port runs from 1 to 65535, and hands every failure back to main in C++'s standard way, so main only decides what to print and which exit code to report. It also checks that the input had not</w:t>
-      </w:r>
-      <w:r>
-        <w:t xml:space="preserve"> ended before either answer arrived; the Basic version leaves that unchecked.</w:t>
+        <w:t>Both versions convert the port, check for failure before using it, print the error to the error stream, and end with exit code 1 without printing any of the summary. The Basic version does the work inside main and accepts any number. The Production-Minded version moves the conversion into parsePort, adds the rule that a port runs from 1 to 65535, and hands every failure back to main in C++'s standard way, so main only decides what to print and which exit code to report. It also checks that the input had not ended before either answer arrived; the Basic version leaves that unchecked.</w:t>
       </w:r>
     </w:p>
     <w:p>
@@ -6854,10 +6833,7 @@
     </w:p>
     <w:p>
       <w:r>
-        <w:t>The production-minded version asks the same questions and prints the same summary. ReadAnswer now also reports whether the input had ended, and Main checks both answers before converting. ParsePort converts the text and also rejects numbers outside 1 to 65535. It never returns a bad port: it throws a FormatException or an ArgumentException with a message that says what is wrong. Main calls it inside try, and its catch prints that message with error.Message. It reuses ReadAnswer from Lesson 2.3, so both ques</w:t>
-      </w:r>
-      <w:r>
-        <w:t>tions are asked and checked the same way.</w:t>
+        <w:t>The production-minded version asks the same questions and prints the same summary. ReadAnswer now also reports whether the input had ended, and Main checks both answers before converting. ParsePort converts the text and also rejects numbers outside 1 to 65535. It never returns a bad port: it throws a FormatException or an ArgumentException with a message that says what is wrong. Main calls it inside try, and its catch prints that message with error.Message. It reuses ReadAnswer from Lesson 2.3, so both questions are asked and checked the same way.</w:t>
       </w:r>
     </w:p>
     <w:p>
@@ -8284,10 +8260,7 @@
     </w:p>
     <w:p>
       <w:r>
-        <w:t xml:space="preserve">Both versions convert the port, check for failure before using it, print the error to the error stream, and end with exit code 1 without printing any of the summary. The Basic version does the work inside Main and accepts any number. The Production-Minded version moves the conversion into ParsePort, adds the rule that a port runs from 1 to 65535, and hands every failure back to Main in C#'s standard way, so Main only decides what to print and which exit code to report. It also checks that the input had not </w:t>
-      </w:r>
-      <w:r>
-        <w:t>ended before either answer arrived; the Basic version leaves that unchecked.</w:t>
+        <w:t>Both versions convert the port, check for failure before using it, print the error to the error stream, and end with exit code 1 without printing any of the summary. The Basic version does the work inside Main and accepts any number. The Production-Minded version moves the conversion into ParsePort, adds the rule that a port runs from 1 to 65535, and hands every failure back to Main in C#'s standard way, so Main only decides what to print and which exit code to report. It also checks that the input had not ended before either answer arrived; the Basic version leaves that unchecked.</w:t>
       </w:r>
     </w:p>
     <w:p>
@@ -9113,10 +9086,7 @@
     </w:p>
     <w:p>
       <w:r>
-        <w:t>The production-minded version asks the same questions and prints the same summary. readAnswer now also reports whether the input had ended, and main checks both answers before converting. parsePort converts the text and also rejects numbers outside 1 to 65535. It returns two values, the port and an error: nil and the port on success, or 0 and an error made with errors.New on a failure. main checks err and prints it; printing an error value prints its message. It reuses readAnswer from Lesson 2.3, so both qu</w:t>
-      </w:r>
-      <w:r>
-        <w:t>estions are asked and checked the same way.</w:t>
+        <w:t>The production-minded version asks the same questions and prints the same summary. readAnswer now also reports whether the input had ended, and main checks both answers before converting. parsePort converts the text and also rejects numbers outside 1 to 65535. It returns two values, the port and an error: nil and the port on success, or 0 and an error made with errors.New on a failure. main checks err and prints it; printing an error value prints its message. It reuses readAnswer from Lesson 2.3, so both questions are asked and checked the same way.</w:t>
       </w:r>
     </w:p>
     <w:p>
@@ -10367,10 +10337,7 @@
     </w:p>
     <w:p>
       <w:r>
-        <w:t xml:space="preserve">Both versions convert the port, check for failure before using it, print the error to the error stream, and end with exit code 1 without printing any of the summary. The Basic version does the work inside main and accepts any number. The Production-Minded version moves the conversion into parsePort, adds the rule that a port runs from 1 to 65535, and hands every failure back to main in Go's standard way, so main only decides what to print and which exit code to report. It also checks that the input had not </w:t>
-      </w:r>
-      <w:r>
-        <w:t>ended before either answer arrived; the Basic version leaves that unchecked.</w:t>
+        <w:t>Both versions convert the port, check for failure before using it, print the error to the error stream, and end with exit code 1 without printing any of the summary. The Basic version does the work inside main and accepts any number. The Production-Minded version moves the conversion into parsePort, adds the rule that a port runs from 1 to 65535, and hands every failure back to main in Go's standard way, so main only decides what to print and which exit code to report. It also checks that the input had not ended before either answer arrived; the Basic version leaves that unchecked.</w:t>
       </w:r>
     </w:p>
     <w:p>
@@ -12362,10 +12329,7 @@
     </w:p>
     <w:p>
       <w:r>
-        <w:t>Both versions convert the port, check for failure before using it, print the error to the error stream, and end with exit code 1 without printing any of the summary. The Basic version does the work inside main and accepts any number. The Production-Minded version moves the conversion into parse_port, adds the rule that a port runs from 1 to 65535, and hands every failure back to main in Python's standard way, so main only decides what to print and which exit code to report. It also checks that the input had</w:t>
-      </w:r>
-      <w:r>
-        <w:t xml:space="preserve"> not ended before either answer arrived; the Basic version leaves that unchecked.</w:t>
+        <w:t>Both versions convert the port, check for failure before using it, print the error to the error stream, and end with exit code 1 without printing any of the summary. The Basic version does the work inside main and accepts any number. The Production-Minded version moves the conversion into parse_port, adds the rule that a port runs from 1 to 65535, and hands every failure back to main in Python's standard way, so main only decides what to print and which exit code to report. It also checks that the input had not ended before either answer arrived; the Basic version leaves that unchecked.</w:t>
       </w:r>
     </w:p>
     <w:p>
@@ -12393,10 +12357,7 @@
     </w:p>
     <w:p>
       <w:r>
-        <w:t>TypeScript converts with Number, which never throws. When the text is not a number it returns NaN, a special number value meaning "not a number", so the program checks the result with Number.isInteger. Number also turns empty or blank text into 0, so a blank answer is checked on its own, with trim(). The Production-Minded version's parsePort reports its failures by throwing an Error with a message, and main catches it with try and catch. Errors go to console.error, and process.exitCode = 1 sets the exit cod</w:t>
-      </w:r>
-      <w:r>
-        <w:t>e the program reports when it ends.</w:t>
+        <w:t>TypeScript converts with Number, which never throws. When the text is not a number it returns NaN, a special number value meaning "not a number", so the program checks the result with Number.isInteger. Number also turns empty or blank text into 0, so a blank answer is checked on its own, with trim(). The Production-Minded version's parsePort reports its failures by throwing an Error with a message, and main catches it with try and catch. Errors go to console.error, and process.exitCode = 1 sets the exit code the program reports when it ends.</w:t>
       </w:r>
     </w:p>
     <w:p>
@@ -13217,10 +13178,7 @@
     </w:p>
     <w:p>
       <w:r>
-        <w:t>The production-minded version asks the same questions and prints the same summary. readAnswer now also reports whether the input had ended, and main checks both answers before converting. parsePort converts the text and also rejects numbers outside 1 to 65535. It never returns a bad port: it throws an Error with a message that says what is wrong. main calls it inside try, and its catch prints that message with error.message. It reuses readAnswer from Lesson 2.3, so both questions are asked and checked the s</w:t>
-      </w:r>
-      <w:r>
-        <w:t>ame way.</w:t>
+        <w:t>The production-minded version asks the same questions and prints the same summary. readAnswer now also reports whether the input had ended, and main checks both answers before converting. parsePort converts the text and also rejects numbers outside 1 to 65535. It never returns a bad port: it throws an Error with a message that says what is wrong. main calls it inside try, and its catch prints that message with error.message. It reuses readAnswer from Lesson 2.3, so both questions are asked and checked the same way.</w:t>
       </w:r>
     </w:p>
     <w:p>
@@ -14562,10 +14520,7 @@
     </w:p>
     <w:p>
       <w:r>
-        <w:t xml:space="preserve">Both versions convert the port, check for failure before using it, print the error to the error stream, and end with exit code 1 without printing any of the summary. The Basic version does the work inside main and accepts any number. The Production-Minded version moves the conversion into parsePort, adds the rule that a port runs from 1 to 65535, and hands every failure back to main in TypeScript's standard way, so main only decides what to print and which exit code to report. It also checks that the input </w:t>
-      </w:r>
-      <w:r>
-        <w:t>had not ended before either answer arrived; the Basic version leaves that unchecked.</w:t>
+        <w:t>Both versions convert the port, check for failure before using it, print the error to the error stream, and end with exit code 1 without printing any of the summary. The Basic version does the work inside main and accepts any number. The Production-Minded version moves the conversion into parsePort, adds the rule that a port runs from 1 to 65535, and hands every failure back to main in TypeScript's standard way, so main only decides what to print and which exit code to report. It also checks that the input had not ended before either answer arrived; the Basic version leaves that unchecked.</w:t>
       </w:r>
     </w:p>
     <w:p>
@@ -15278,10 +15233,7 @@
     </w:p>
     <w:p>
       <w:r>
-        <w:t>This lesson delivers what Lesson 2.3 promised the Command-Line Survey Application: its port answer is converted to a number, and input that is not a number, or input that ended before an answer, is reported, which is the project's "reports input or conversion errors" requirement. parse_port joins read_answer in the survey's input module (Lesson 2.10), so every numeric question is converted and checked in one place, and main keeps the pattern shown here: read the answers, check each one, print the final summ</w:t>
-      </w:r>
-      <w:r>
-        <w:t>ary only when every answer is valid, and report a failure with an Error line on stderr and exit code 1. The System Information Utility uses the same pattern for its own operations that can fail, such as reading host and network information in Lessons 2.14 through 2.16: check each result, and never print a report built from a failed read.</w:t>
+        <w:t>This lesson delivers what Lesson 2.3 promised the Command-Line Survey Application: its port answer is converted to a number, and input that is not a number, or input that ended before an answer, is reported, which is the project's "reports input or conversion errors" requirement. parse_port joins read_answer in the survey's input module (Lesson 2.10), so every numeric question is converted and checked in one place, and main keeps the pattern shown here: read the answers, check each one, print the final summary only when every answer is valid, and report a failure with an Error line on stderr and exit code 1. The System Information Utility uses the same pattern for its own operations that can fail, such as reading host and network information in Lessons 2.14 through 2.16: check each result, and never print a report built from a failed read.</w:t>
       </w:r>
     </w:p>
     <w:p>
@@ -15825,10 +15777,7 @@
     </w:p>
     <w:p>
       <w:r>
-        <w:t>Converting text to a number is an operation that can fail, and a program must say so instead of pretending. Each language signals the failure its own way: C with a position or a return code, Go with an error value, TypeScript with NaN, C# with false from TryParse, and C++, C#, Python, and TypeScript with exceptions caught in try and catch. Input that ends early is an expected failure too, reported by each language's read call, and a function can hand back that result beside the answer: two values in Go, a t</w:t>
-      </w:r>
-      <w:r>
-        <w:t>uple in Python and C#. Whatever the signal, the program checks it before using the result, prints one concise Error line to the error stream, prints no partial summary, and ends with exit code 1. The survey's port answer is now a real number. Lesson 2.12 turns to dates and times: how programs represent, create, format, compare, and adjust timestamps.</w:t>
+        <w:t>Converting text to a number is an operation that can fail, and a program must say so instead of pretending. Each language signals the failure its own way: C with a position or a return code, Go with an error value, TypeScript with NaN, C# with false from TryParse, and C++, C#, Python, and TypeScript with exceptions caught in try and catch. Input that ends early is an expected failure too, reported by each language's read call, and a function can hand back that result beside the answer: two values in Go, a tuple in Python and C#. Whatever the signal, the program checks it before using the result, prints one concise Error line to the error stream, prints no partial summary, and ends with exit code 1. The survey's port answer is now a real number. Lesson 2.12 turns to dates and times: how programs represent, create, format, compare, and adjust timestamps.</w:t>
       </w:r>
     </w:p>
     <w:sectPr>

--- a/Volume 1/Chapter 02 - Language Fundamentals/SPA_Vol1_Ch2_Lesson2_11_Error_Handling.docx
+++ b/Volume 1/Chapter 02 - Language Fundamentals/SPA_Vol1_Ch2_Lesson2_11_Error_Handling.docx
@@ -95,7 +95,10 @@
     </w:p>
     <w:p>
       <w:r>
-        <w:t>Lesson 2.3 kept the port as text, because turning text into a number can fail: the user may type abc. Programs meet failures like this all the time, and the worst response is to pretend nothing went wrong, printing Service Port: 0 or a half-finished report that looks like success. A person reading the screen, or a script reading the output, would then trust a value that was never real. A program that handles errors checks each operation that can fail, says clearly what went wrong, keeps the error out of its normal output, and reports the failure through its exit code, so both people and scripts can tell success from failure.</w:t>
+        <w:t>Lesson 2.3 kept the port as text, because turning text into a number can fail: the user may type abc. Programs meet failures like this all the time, and the worst response is to pretend nothing went wrong, printing Service Port: 0 or a half-finished report that looks like success. A person reading the screen, or a script reading the output, would then trust a value that was never real. A program that handles errors checks each operation that can fail, says clearly what went wrong, keeps the error out of its</w:t>
+      </w:r>
+      <w:r>
+        <w:t xml:space="preserve"> normal output, and reports the failure through its exit code, so both people and scripts can tell success from failure.</w:t>
       </w:r>
     </w:p>
     <w:p>
@@ -142,7 +145,10 @@
         <w:pStyle w:val="ListBullet"/>
       </w:pPr>
       <w:r>
-        <w:t>Languages signal a failure in three main ways. A return code is a number returned to say how the work went, 0 for success (C). An error value is a returned value that signals failure: Go's error, returned beside the result; TypeScript's NaN, a special number that Number returns as its result; and C#'s false from TryParse, whose bool is the main return value while the number comes back through out. An exception stops the function's normal work and jumps to the nearest matching catch block, carrying an object that describes the error (C++, C#, Python, TypeScript).</w:t>
+        <w:t>Languages signal a failure in three main ways. A return code is a number returned to say how the work went, 0 for success (C). An error value is a returned value that signals failure: Go's error, returned beside the result; TypeScript's NaN, a special number that Number returns as its result; and C#'s false from TryParse, whose bool is the main return value while the number comes back through out. An exception stops the function's normal work and jumps to the nearest matching catch block, carrying an object</w:t>
+      </w:r>
+      <w:r>
+        <w:t xml:space="preserve"> that describes the error (C++, C#, Python, TypeScript).</w:t>
       </w:r>
     </w:p>
     <w:p>
@@ -202,7 +208,10 @@
         <w:pStyle w:val="ListBullet"/>
       </w:pPr>
       <w:r>
-        <w:t>Input that has ended is an expected failure too. A user ends it with Ctrl+D on Linux or macOS, or Ctrl+Z then Enter in a Windows terminal (except in Node, which runs the TypeScript version and reads Ctrl+Z as an ordinary character), and a script may pipe in fewer lines than the program asks for. The Production-Minded read_answer reports it, and main then prints Error: input ended before both answers were given and ends with exit code 1. The Basic versions leave it unchecked: most report the empty answer as not a number (TypeScript shows undefined), and Python stops with a long EOFError message, an expected failure turned into an unexpected one.</w:t>
+        <w:t xml:space="preserve">Input that has ended is an expected failure too. A user ends it with Ctrl+D on Linux or macOS, or Ctrl+Z then Enter in a Windows terminal (except in Node, which runs the TypeScript version and reads Ctrl+Z as an ordinary character), and a script may pipe in fewer lines than the program asks for. The Production-Minded read_answer reports it, and main then prints Error: input ended before both answers were given and ends with exit code 1. The Basic versions leave it unchecked: most report the empty answer as </w:t>
+      </w:r>
+      <w:r>
+        <w:t>not a number (TypeScript shows undefined), and Python stops with a long EOFError message, an expected failure turned into an unexpected one.</w:t>
       </w:r>
     </w:p>
     <w:p>
@@ -791,7 +800,11 @@
         <w:t>&lt;&lt;&lt;your $env:USERNAME&gt;&gt;&gt;</w:t>
       </w:r>
       <w:r>
-        <w:t>\spa, which PowerShell writes as $HOME\spa. Each folder below is a full path that starts with $HOME\spa, so the commands make the same folders from any folder you are in, and lesson-2.11 sits beside the earlier lessons. Set-Location then moves into the lesson folder, where the rest of the lesson runs.</w:t>
+        <w:t xml:space="preserve">\spa, which PowerShell writes as $HOME\spa. Each folder below is a full path that starts with $HOME\spa, so the commands make the same </w:t>
+      </w:r>
+      <w:r>
+        <w:lastRenderedPageBreak/>
+        <w:t>folders from any folder you are in, and lesson-2.11 sits beside the earlier lessons. Set-Location then moves into the lesson folder, where the rest of the lesson runs.</w:t>
       </w:r>
     </w:p>
     <w:p>
@@ -1173,6 +1186,7 @@
         <w:pStyle w:val="SourceCode"/>
       </w:pPr>
       <w:r>
+        <w:lastRenderedPageBreak/>
         <w:t xml:space="preserve">  "include": [</w:t>
       </w:r>
     </w:p>
@@ -2313,7 +2327,10 @@
     </w:p>
     <w:p>
       <w:r>
-        <w:t>The production-minded version asks the same questions and prints the same summary. read_answer now also reports whether the input had ended, and main checks both answers before converting. parse_port converts the text and also rejects numbers outside 1 to 65535. Its return value is a return code: PORT_OK, PORT_NOT_A_NUMBER, or PORT_OUT_OF_RANGE, named constants for 0, 1, and 2. The port itself comes back through int *port. main checks the code and prints the matching message, because a return code carries no text of its own. It reuses read_answer from Lesson 2.3, so both questions are asked and checked the same way.</w:t>
+        <w:t>The production-minded version asks the same questions and prints the same summary. read_answer now also reports whether the input had ended, and main checks both answers before converting. parse_port converts the text and also rejects numbers outside 1 to 65535. Its return value is a return code: PORT_OK, PORT_NOT_A_NUMBER, or PORT_OUT_OF_RANGE, named constants for 0, 1, and 2. The port itself comes back through int *port. main checks the code and prints the matching message, because a return code carries n</w:t>
+      </w:r>
+      <w:r>
+        <w:t>o text of its own. It reuses read_answer from Lesson 2.3, so both questions are asked and checked the same way.</w:t>
       </w:r>
     </w:p>
     <w:p>
@@ -3704,7 +3721,10 @@
     </w:p>
     <w:p>
       <w:r>
-        <w:t>Both versions convert the port, check for failure before using it, print the error to the error stream, and end with exit code 1 without printing any of the summary. The Basic version does the work inside main and accepts any number. The Production-Minded version moves the conversion into parse_port, adds the rule that a port runs from 1 to 65535, and hands every failure back to main in C's standard way, so main only decides what to print and which exit code to report. It also checks that the input had not ended before either answer arrived; the Basic version leaves that unchecked.</w:t>
+        <w:t xml:space="preserve">Both versions convert the port, check for failure before using it, print the error to the error stream, and end with exit code 1 without printing any of the summary. The Basic version does the work inside main and accepts any number. The Production-Minded version moves the conversion into parse_port, adds the rule that a port runs from 1 to 65535, and hands every failure back to main in C's standard way, so main only decides what to print and which exit code to report. It also checks that the input had not </w:t>
+      </w:r>
+      <w:r>
+        <w:t>ended before either answer arrived; the Basic version leaves that unchecked.</w:t>
       </w:r>
     </w:p>
     <w:p>
@@ -4065,23 +4085,23 @@
         <w:pStyle w:val="SourceCode"/>
       </w:pPr>
       <w:r>
-        <w:t xml:space="preserve">        // the number is too big for an int. Both are kinds of</w:t>
-      </w:r>
-    </w:p>
-    <w:p>
-      <w:pPr>
-        <w:pStyle w:val="SourceCode"/>
-      </w:pPr>
-      <w:r>
-        <w:t xml:space="preserve">        // std::exception, so this one catch handles either. The error</w:t>
-      </w:r>
-    </w:p>
-    <w:p>
-      <w:pPr>
-        <w:pStyle w:val="SourceCode"/>
-      </w:pPr>
-      <w:r>
-        <w:t xml:space="preserve">        // object itself is not needed here, so it has no name.</w:t>
+        <w:t xml:space="preserve">        // the number is too big for an int. Both are kinds of std::exception,</w:t>
+      </w:r>
+    </w:p>
+    <w:p>
+      <w:pPr>
+        <w:pStyle w:val="SourceCode"/>
+      </w:pPr>
+      <w:r>
+        <w:t xml:space="preserve">        // so this one catch handles either. Remember, const &amp; refers to the</w:t>
+      </w:r>
+    </w:p>
+    <w:p>
+      <w:pPr>
+        <w:pStyle w:val="SourceCode"/>
+      </w:pPr>
+      <w:r>
+        <w:t xml:space="preserve">        // object without a copy; it has no name, because it is not used here.</w:t>
       </w:r>
     </w:p>
     <w:p>
@@ -4651,7 +4671,10 @@
     </w:p>
     <w:p>
       <w:r>
-        <w:t>The production-minded version asks the same questions and prints the same summary. readAnswer now also reports whether the input had ended, and main checks both answers before converting. parsePort converts the text and also rejects numbers outside 1 to 65535. It never returns a bad port: it throws std::invalid_argument or std::out_of_range with a message that says what is wrong. main calls it inside try, and its catch prints that message with error.what(). It reuses readAnswer from Lesson 2.3, so both questions are asked and checked the same way.</w:t>
+        <w:t>The production-minded version asks the same questions and prints the same summary. readAnswer now also reports whether the input had ended, and main checks both answers before converting. parsePort converts the text and also rejects numbers outside 1 to 65535. It never returns a bad port: it throws std::invalid_argument or std::out_of_range with a message that says what is wrong. main calls it inside try, and its catch prints that message with error.what(). It reuses readAnswer from Lesson 2.3, so both ques</w:t>
+      </w:r>
+      <w:r>
+        <w:t>tions are asked and checked the same way.</w:t>
       </w:r>
     </w:p>
     <w:p>
@@ -6036,7 +6059,10 @@
     </w:p>
     <w:p>
       <w:r>
-        <w:t>Both versions convert the port, check for failure before using it, print the error to the error stream, and end with exit code 1 without printing any of the summary. The Basic version does the work inside main and accepts any number. The Production-Minded version moves the conversion into parsePort, adds the rule that a port runs from 1 to 65535, and hands every failure back to main in C++'s standard way, so main only decides what to print and which exit code to report. It also checks that the input had not ended before either answer arrived; the Basic version leaves that unchecked.</w:t>
+        <w:t>Both versions convert the port, check for failure before using it, print the error to the error stream, and end with exit code 1 without printing any of the summary. The Basic version does the work inside main and accepts any number. The Production-Minded version moves the conversion into parsePort, adds the rule that a port runs from 1 to 65535, and hands every failure back to main in C++'s standard way, so main only decides what to print and which exit code to report. It also checks that the input had not</w:t>
+      </w:r>
+      <w:r>
+        <w:t xml:space="preserve"> ended before either answer arrived; the Basic version leaves that unchecked.</w:t>
       </w:r>
     </w:p>
     <w:p>
@@ -6833,7 +6859,10 @@
     </w:p>
     <w:p>
       <w:r>
-        <w:t>The production-minded version asks the same questions and prints the same summary. ReadAnswer now also reports whether the input had ended, and Main checks both answers before converting. ParsePort converts the text and also rejects numbers outside 1 to 65535. It never returns a bad port: it throws a FormatException or an ArgumentException with a message that says what is wrong. Main calls it inside try, and its catch prints that message with error.Message. It reuses ReadAnswer from Lesson 2.3, so both questions are asked and checked the same way.</w:t>
+        <w:t>The production-minded version asks the same questions and prints the same summary. ReadAnswer now also reports whether the input had ended, and Main checks both answers before converting. ParsePort converts the text and also rejects numbers outside 1 to 65535. It never returns a bad port: it throws a FormatException or an ArgumentException with a message that says what is wrong. Main calls it inside try, and its catch prints that message with error.Message. It reuses ReadAnswer from Lesson 2.3, so both ques</w:t>
+      </w:r>
+      <w:r>
+        <w:t>tions are asked and checked the same way.</w:t>
       </w:r>
     </w:p>
     <w:p>
@@ -8260,7 +8289,10 @@
     </w:p>
     <w:p>
       <w:r>
-        <w:t>Both versions convert the port, check for failure before using it, print the error to the error stream, and end with exit code 1 without printing any of the summary. The Basic version does the work inside Main and accepts any number. The Production-Minded version moves the conversion into ParsePort, adds the rule that a port runs from 1 to 65535, and hands every failure back to Main in C#'s standard way, so Main only decides what to print and which exit code to report. It also checks that the input had not ended before either answer arrived; the Basic version leaves that unchecked.</w:t>
+        <w:t xml:space="preserve">Both versions convert the port, check for failure before using it, print the error to the error stream, and end with exit code 1 without printing any of the summary. The Basic version does the work inside Main and accepts any number. The Production-Minded version moves the conversion into ParsePort, adds the rule that a port runs from 1 to 65535, and hands every failure back to Main in C#'s standard way, so Main only decides what to print and which exit code to report. It also checks that the input had not </w:t>
+      </w:r>
+      <w:r>
+        <w:t>ended before either answer arrived; the Basic version leaves that unchecked.</w:t>
       </w:r>
     </w:p>
     <w:p>
@@ -8558,7 +8590,7 @@
         <w:pStyle w:val="SourceCode"/>
       </w:pPr>
       <w:r>
-        <w:t xml:space="preserve">    // it describes what went wrong, and port holds 0.</w:t>
+        <w:t xml:space="preserve">    // it describes what went wrong, and port must not be used.</w:t>
       </w:r>
     </w:p>
     <w:p>
@@ -9086,7 +9118,10 @@
     </w:p>
     <w:p>
       <w:r>
-        <w:t>The production-minded version asks the same questions and prints the same summary. readAnswer now also reports whether the input had ended, and main checks both answers before converting. parsePort converts the text and also rejects numbers outside 1 to 65535. It returns two values, the port and an error: nil and the port on success, or 0 and an error made with errors.New on a failure. main checks err and prints it; printing an error value prints its message. It reuses readAnswer from Lesson 2.3, so both questions are asked and checked the same way.</w:t>
+        <w:t>The production-minded version asks the same questions and prints the same summary. readAnswer now also reports whether the input had ended, and main checks both answers before converting. parsePort converts the text and also rejects numbers outside 1 to 65535. It returns two values, the port and an error: nil and the port on success, or 0 and an error made with errors.New on a failure. main checks err and prints it; printing an error value prints its message. It reuses readAnswer from Lesson 2.3, so both qu</w:t>
+      </w:r>
+      <w:r>
+        <w:t>estions are asked and checked the same way.</w:t>
       </w:r>
     </w:p>
     <w:p>
@@ -10337,7 +10372,10 @@
     </w:p>
     <w:p>
       <w:r>
-        <w:t>Both versions convert the port, check for failure before using it, print the error to the error stream, and end with exit code 1 without printing any of the summary. The Basic version does the work inside main and accepts any number. The Production-Minded version moves the conversion into parsePort, adds the rule that a port runs from 1 to 65535, and hands every failure back to main in Go's standard way, so main only decides what to print and which exit code to report. It also checks that the input had not ended before either answer arrived; the Basic version leaves that unchecked.</w:t>
+        <w:t xml:space="preserve">Both versions convert the port, check for failure before using it, print the error to the error stream, and end with exit code 1 without printing any of the summary. The Basic version does the work inside main and accepts any number. The Production-Minded version moves the conversion into parsePort, adds the rule that a port runs from 1 to 65535, and hands every failure back to main in Go's standard way, so main only decides what to print and which exit code to report. It also checks that the input had not </w:t>
+      </w:r>
+      <w:r>
+        <w:t>ended before either answer arrived; the Basic version leaves that unchecked.</w:t>
       </w:r>
     </w:p>
     <w:p>
@@ -12329,7 +12367,10 @@
     </w:p>
     <w:p>
       <w:r>
-        <w:t>Both versions convert the port, check for failure before using it, print the error to the error stream, and end with exit code 1 without printing any of the summary. The Basic version does the work inside main and accepts any number. The Production-Minded version moves the conversion into parse_port, adds the rule that a port runs from 1 to 65535, and hands every failure back to main in Python's standard way, so main only decides what to print and which exit code to report. It also checks that the input had not ended before either answer arrived; the Basic version leaves that unchecked.</w:t>
+        <w:t>Both versions convert the port, check for failure before using it, print the error to the error stream, and end with exit code 1 without printing any of the summary. The Basic version does the work inside main and accepts any number. The Production-Minded version moves the conversion into parse_port, adds the rule that a port runs from 1 to 65535, and hands every failure back to main in Python's standard way, so main only decides what to print and which exit code to report. It also checks that the input had</w:t>
+      </w:r>
+      <w:r>
+        <w:t xml:space="preserve"> not ended before either answer arrived; the Basic version leaves that unchecked.</w:t>
       </w:r>
     </w:p>
     <w:p>
@@ -12357,7 +12398,10 @@
     </w:p>
     <w:p>
       <w:r>
-        <w:t>TypeScript converts with Number, which never throws. When the text is not a number it returns NaN, a special number value meaning "not a number", so the program checks the result with Number.isInteger. Number also turns empty or blank text into 0, so a blank answer is checked on its own, with trim(). The Production-Minded version's parsePort reports its failures by throwing an Error with a message, and main catches it with try and catch. Errors go to console.error, and process.exitCode = 1 sets the exit code the program reports when it ends.</w:t>
+        <w:t>TypeScript converts with Number, which never throws. When the text is not a number it returns NaN, a special number value meaning "not a number", so the program checks the result with Number.isInteger. Number also turns empty or blank text into 0, so a blank answer is checked on its own, with trim(). The Production-Minded version's parsePort reports its failures by throwing an Error with a message, and main catches it with try and catch. Errors go to console.error, and process.exitCode = 1 sets the exit cod</w:t>
+      </w:r>
+      <w:r>
+        <w:t>e the program reports when it ends.</w:t>
       </w:r>
     </w:p>
     <w:p>
@@ -13178,7 +13222,10 @@
     </w:p>
     <w:p>
       <w:r>
-        <w:t>The production-minded version asks the same questions and prints the same summary. readAnswer now also reports whether the input had ended, and main checks both answers before converting. parsePort converts the text and also rejects numbers outside 1 to 65535. It never returns a bad port: it throws an Error with a message that says what is wrong. main calls it inside try, and its catch prints that message with error.message. It reuses readAnswer from Lesson 2.3, so both questions are asked and checked the same way.</w:t>
+        <w:t>The production-minded version asks the same questions and prints the same summary. readAnswer now also reports whether the input had ended, and main checks both answers before converting. parsePort converts the text and also rejects numbers outside 1 to 65535. It never returns a bad port: it throws an Error with a message that says what is wrong. main calls it inside try, and its catch prints that message with error.message. It reuses readAnswer from Lesson 2.3, so both questions are asked and checked the s</w:t>
+      </w:r>
+      <w:r>
+        <w:t>ame way.</w:t>
       </w:r>
     </w:p>
     <w:p>
@@ -14520,7 +14567,10 @@
     </w:p>
     <w:p>
       <w:r>
-        <w:t>Both versions convert the port, check for failure before using it, print the error to the error stream, and end with exit code 1 without printing any of the summary. The Basic version does the work inside main and accepts any number. The Production-Minded version moves the conversion into parsePort, adds the rule that a port runs from 1 to 65535, and hands every failure back to main in TypeScript's standard way, so main only decides what to print and which exit code to report. It also checks that the input had not ended before either answer arrived; the Basic version leaves that unchecked.</w:t>
+        <w:t xml:space="preserve">Both versions convert the port, check for failure before using it, print the error to the error stream, and end with exit code 1 without printing any of the summary. The Basic version does the work inside main and accepts any number. The Production-Minded version moves the conversion into parsePort, adds the rule that a port runs from 1 to 65535, and hands every failure back to main in TypeScript's standard way, so main only decides what to print and which exit code to report. It also checks that the input </w:t>
+      </w:r>
+      <w:r>
+        <w:t>had not ended before either answer arrived; the Basic version leaves that unchecked.</w:t>
       </w:r>
     </w:p>
     <w:p>
@@ -15149,7 +15199,7 @@
         <w:pStyle w:val="ListBullet"/>
       </w:pPr>
       <w:r>
-        <w:t>Using the result before checking for failure. A failed C conversion still returns a number, a failed Go conversion returns 0, and TypeScript's returns NaN: none of them is the user's answer.</w:t>
+        <w:t>Using the result before checking for failure. A failed C conversion still returns a number, a failed Go conversion returns 0, or the largest int for a number too big, and TypeScript's returns NaN: none of them is the user's answer.</w:t>
       </w:r>
     </w:p>
     <w:p>
@@ -15233,7 +15283,10 @@
     </w:p>
     <w:p>
       <w:r>
-        <w:t>This lesson delivers what Lesson 2.3 promised the Command-Line Survey Application: its port answer is converted to a number, and input that is not a number, or input that ended before an answer, is reported, which is the project's "reports input or conversion errors" requirement. parse_port joins read_answer in the survey's input module (Lesson 2.10), so every numeric question is converted and checked in one place, and main keeps the pattern shown here: read the answers, check each one, print the final summary only when every answer is valid, and report a failure with an Error line on stderr and exit code 1. The System Information Utility uses the same pattern for its own operations that can fail, such as reading host and network information in Lessons 2.14 through 2.16: check each result, and never print a report built from a failed read.</w:t>
+        <w:t>This lesson delivers what Lesson 2.3 promised the Command-Line Survey Application: its port answer is converted to a number, and input that is not a number, or input that ended before an answer, is reported, which is the project's "reports input or conversion errors" requirement. parse_port joins read_answer in the survey's input module (Lesson 2.10), so every numeric question is converted and checked in one place, and main keeps the pattern shown here: read the answers, check each one, print the final summ</w:t>
+      </w:r>
+      <w:r>
+        <w:t>ary only when every answer is valid, and report a failure with an Error line on stderr and exit code 1. The System Information Utility uses the same pattern for its own operations that can fail, such as reading host and network information in Lessons 2.14 through 2.16: check each result, and never print a report built from a failed read.</w:t>
       </w:r>
     </w:p>
     <w:p>
@@ -15274,7 +15327,7 @@
         <w:pStyle w:val="ListBullet"/>
       </w:pPr>
       <w:r>
-        <w:t>In parse_port (parsePort, ParsePort), change the range check so that a number below 1024 is rejected, and change the range message to port must be between 1024 and 65535. In C the message is in main, beside the PORT_OUT_OF_RANGE check, because a return code carries no text.</w:t>
+        <w:t>In parse_port (parsePort, ParsePort), change the range check so that a number below 1024 is rejected, and change the range message to port must be between 1024 and 65535. In C the message is in main, beside the PORT_OUT_OF_RANGE check, because a return code carries no text. Update the comment above the range check too, because the range it states has changed.</w:t>
       </w:r>
     </w:p>
     <w:p>
@@ -15777,7 +15830,10 @@
     </w:p>
     <w:p>
       <w:r>
-        <w:t>Converting text to a number is an operation that can fail, and a program must say so instead of pretending. Each language signals the failure its own way: C with a position or a return code, Go with an error value, TypeScript with NaN, C# with false from TryParse, and C++, C#, Python, and TypeScript with exceptions caught in try and catch. Input that ends early is an expected failure too, reported by each language's read call, and a function can hand back that result beside the answer: two values in Go, a tuple in Python and C#. Whatever the signal, the program checks it before using the result, prints one concise Error line to the error stream, prints no partial summary, and ends with exit code 1. The survey's port answer is now a real number. Lesson 2.12 turns to dates and times: how programs represent, create, format, compare, and adjust timestamps.</w:t>
+        <w:t>Converting text to a number is an operation that can fail, and a program must say so instead of pretending. Each language signals the failure its own way: C with a position or a return code, Go with an error value, TypeScript with NaN, C# with false from TryParse, and C++, C#, Python, and TypeScript with exceptions caught in try and catch. Input that ends early is an expected failure too, reported by each language's read call, and a function can hand back that result beside the answer: two values in Go, a t</w:t>
+      </w:r>
+      <w:r>
+        <w:t>uple in Python and C#. Whatever the signal, the program checks it before using the result, prints one concise Error line to the error stream, prints no partial summary, and ends with exit code 1. The survey's port answer is now a real number. Lesson 2.12 turns to dates and times: how programs represent, create, format, compare, and adjust timestamps.</w:t>
       </w:r>
     </w:p>
     <w:sectPr>
@@ -15963,31 +16019,31 @@
       </w:rPr>
     </w:lvl>
   </w:abstractNum>
-  <w:num w:numId="1" w16cid:durableId="92436187">
+  <w:num w:numId="1" w16cid:durableId="2125539578">
     <w:abstractNumId w:val="8"/>
   </w:num>
-  <w:num w:numId="2" w16cid:durableId="1715688432">
+  <w:num w:numId="2" w16cid:durableId="1167402438">
     <w:abstractNumId w:val="6"/>
   </w:num>
-  <w:num w:numId="3" w16cid:durableId="1258292897">
+  <w:num w:numId="3" w16cid:durableId="498228241">
     <w:abstractNumId w:val="5"/>
   </w:num>
-  <w:num w:numId="4" w16cid:durableId="303585037">
+  <w:num w:numId="4" w16cid:durableId="81604598">
     <w:abstractNumId w:val="4"/>
   </w:num>
-  <w:num w:numId="5" w16cid:durableId="1523713403">
+  <w:num w:numId="5" w16cid:durableId="1232081219">
     <w:abstractNumId w:val="7"/>
   </w:num>
-  <w:num w:numId="6" w16cid:durableId="2099673495">
+  <w:num w:numId="6" w16cid:durableId="1005284881">
     <w:abstractNumId w:val="3"/>
   </w:num>
-  <w:num w:numId="7" w16cid:durableId="287276160">
+  <w:num w:numId="7" w16cid:durableId="1353799940">
     <w:abstractNumId w:val="2"/>
   </w:num>
-  <w:num w:numId="8" w16cid:durableId="535854900">
+  <w:num w:numId="8" w16cid:durableId="130098422">
     <w:abstractNumId w:val="1"/>
   </w:num>
-  <w:num w:numId="9" w16cid:durableId="233972028">
+  <w:num w:numId="9" w16cid:durableId="762411539">
     <w:abstractNumId w:val="0"/>
   </w:num>
 </w:numbering>
